--- a/recreated_approval_forms/KapTau_-_Chapter_3_Approval_Form__PERUDA__RECREATED.docx
+++ b/recreated_approval_forms/KapTau_-_Chapter_3_Approval_Form__PERUDA__RECREATED.docx
@@ -1861,7 +1861,7 @@
                 <w:rFonts w:ascii="Arial" w:hAnsi="Arial"/>
                 <w:sz w:val="19"/>
               </w:rPr>
-              <w:t>Added a yellow warning bar and an 'Advisory' button at the top of the curriculum matrix and flowchart. When a final course (like Capstone) is missing its Demonstrative (D) mark, the yellow button appears. Clicking it opens a popup that explains what is missing, but it still lets the user save their work.</w:t>
+              <w:t>Added a yellow warning bar and an 'Advisory' button at the top of the curriculum matrix and flowchart. When a final course (like Capstone) has not reached Demonstrative (D), the yellow button appears. Clicking it opens a popup window explaining what is missing, while still letting the user save their work.</w:t>
             </w:r>
           </w:p>
         </w:tc>
@@ -1932,7 +1932,7 @@
                 <w:rFonts w:ascii="Arial" w:hAnsi="Arial"/>
                 <w:sz w:val="19"/>
               </w:rPr>
-              <w:t>Removed the credit unit and contact hour calculations. The system now shows the simple count of how many courses are linked to each Student Outcome (SO a to m).</w:t>
+              <w:t>Removed credit unit and contact hour calculations from the outcomes matrix. The table now displays a simple count of how many courses are linked to each Student Outcome (SO a to m).</w:t>
             </w:r>
           </w:p>
         </w:tc>
@@ -2002,7 +2002,7 @@
                 <w:rFonts w:ascii="Arial" w:hAnsi="Arial"/>
                 <w:sz w:val="19"/>
               </w:rPr>
-              <w:t>Added loop detection in the Flowchart editor. If a user accidentally makes two courses prerequisites of each other (like Course A requires B, and B requires A), the system shows a red warning banner and stops the user from saving the loop.</w:t>
+              <w:t>Added visual loop detection in the interactive Flowchart editor. If a user connects courses in an endless prerequisite loop (such as Course A requiring Course B, and Course B requiring Course A), a red warning banner appears on screen and disables saving until the loop is fixed.</w:t>
             </w:r>
           </w:p>
         </w:tc>
@@ -2072,7 +2072,7 @@
                 <w:rFonts w:ascii="Arial" w:hAnsi="Arial"/>
                 <w:sz w:val="19"/>
               </w:rPr>
-              <w:t>Placed the flowchart, course line highlighting, and image export directly under Curriculum Management as part of the main curriculum builder.</w:t>
+              <w:t>Placed the visual flowchart, interactive course line highlighting, and SVG/PNG image export buttons directly inside the Curriculum Management screen as a core feature of the curriculum builder.</w:t>
             </w:r>
           </w:p>
         </w:tc>
@@ -2142,7 +2142,7 @@
                 <w:rFonts w:ascii="Arial" w:hAnsi="Arial"/>
                 <w:sz w:val="19"/>
               </w:rPr>
-              <w:t>Reviewed all project objectives to make sure every required feature is fully supported by the system.</w:t>
+              <w:t>Aligned all user screens and system capabilities so that every required objective is fully accessible and usable in the application.</w:t>
             </w:r>
           </w:p>
         </w:tc>
@@ -2384,7 +2384,7 @@
                 <w:rFonts w:ascii="Arial" w:hAnsi="Arial"/>
                 <w:sz w:val="19"/>
               </w:rPr>
-              <w:t>Separated curriculum actions into three clear areas: (1) creating a new curriculum, (2) editing an active draft (like AY 2027), and (3) viewing published curricula in read-only mode (like AY 2026) where editing is locked.</w:t>
+              <w:t>Divided the user interface into three distinct screens: (1) a Curriculum Creation wizard to set up new curricula, (2) an Active Draft workbench for authoring working drafts (such as CPE 2027), and (3) a read-only viewer for published curricula (such as CPE 2026) where editing tools are locked.</w:t>
             </w:r>
           </w:p>
         </w:tc>
@@ -2454,7 +2454,7 @@
                 <w:rFonts w:ascii="Arial" w:hAnsi="Arial"/>
                 <w:sz w:val="19"/>
               </w:rPr>
-              <w:t>Updated the screen headers, dropdowns, and labels to show the curriculum version (like 'CPE 2026' or 'CPE 2027') instead of student year levels (1st Year to 4th Year).</w:t>
+              <w:t>Updated page headers, dropdowns, and breadcrumb labels to display official curriculum versions (like 'CPE 2026' or 'CPE 2027') instead of student year levels (1st Year to 4th Year).</w:t>
             </w:r>
           </w:p>
         </w:tc>
@@ -2524,7 +2524,7 @@
                 <w:rFonts w:ascii="Arial" w:hAnsi="Arial"/>
                 <w:sz w:val="19"/>
               </w:rPr>
-              <w:t>Labeled batches using both the curriculum version and entering batch year (for example, 'CPE 2026 [Batch 2026]') on the Curriculum Workbench, Directory, and Version History screens.</w:t>
+              <w:t>Displayed both the curriculum version and entering batch year (for example, 'CPE 2026 [Batch 2026]') on all curriculum management screens, directory cards, and version history logs.</w:t>
             </w:r>
           </w:p>
         </w:tc>
@@ -2594,7 +2594,7 @@
                 <w:rFonts w:ascii="Arial" w:hAnsi="Arial"/>
                 <w:sz w:val="19"/>
               </w:rPr>
-              <w:t>Cleaned up all dropdowns and menus to remove confusing parentheses, using simple labels like 'AY 2026-2027' and 'CPE 2026'.</w:t>
+              <w:t>Cleaned up all menus and dropdowns by removing nested parentheses and replacing them with clear, readable labels (such as 'AY 2026-2027' and 'CPE 2026').</w:t>
             </w:r>
           </w:p>
         </w:tc>
@@ -2664,7 +2664,7 @@
                 <w:rFonts w:ascii="Arial" w:hAnsi="Arial"/>
                 <w:sz w:val="19"/>
               </w:rPr>
-              <w:t>Added an example to clarify progression warnings: if Course 1 is Introductory (I), Course 2 cannot jump straight to Demonstrative (D) without an Enabling (E) course in between. The system flags this skipped step with a yellow warning tag.</w:t>
+              <w:t>Added visual progression warnings in the curriculum matrix: if Course 1 is Introductory (I) and Course 2 skips straight to Demonstrative (D) without an Enabling (E) course in between, the table marks the cell with a yellow warning badge.</w:t>
             </w:r>
           </w:p>
         </w:tc>
@@ -2734,7 +2734,7 @@
                 <w:rFonts w:ascii="Arial" w:hAnsi="Arial"/>
                 <w:sz w:val="19"/>
               </w:rPr>
-              <w:t>Made sure all progression warnings are advisory only. They show up as yellow badges in the table and in a popup window to alert the user, but the user can still save their changes.</w:t>
+              <w:t>Made all progression checks non-blocking. The system shows yellow advisory badges and an advisory popup to inform the user, but still allows the user to save and publish.</w:t>
             </w:r>
           </w:p>
         </w:tc>
@@ -2804,7 +2804,7 @@
                 <w:rFonts w:ascii="Arial" w:hAnsi="Arial"/>
                 <w:sz w:val="19"/>
               </w:rPr>
-              <w:t>Updated the Student Outcomes matrix to clearly display the count of courses mapped to each outcome rather than credit units.</w:t>
+              <w:t>Labeled the matrix table headers clearly as 'Courses per Student Outcome' to show the exact count of courses mapped to each outcome.</w:t>
             </w:r>
           </w:p>
         </w:tc>
@@ -2875,7 +2875,7 @@
                 <w:rFonts w:ascii="Arial" w:hAnsi="Arial"/>
                 <w:sz w:val="19"/>
               </w:rPr>
-              <w:t>Removed unapproved extra features from the system, keeping only the approved features.</w:t>
+              <w:t>Streamlined the user interface by removing extra unapproved menus and buttons, presenting only approved curriculum and OBE management features.</w:t>
             </w:r>
           </w:p>
         </w:tc>
@@ -2945,7 +2945,7 @@
                 <w:rFonts w:ascii="Arial" w:hAnsi="Arial"/>
                 <w:sz w:val="19"/>
               </w:rPr>
-              <w:t>Simplified all wording across the system and documentation, replacing confusing jargon with clear, standard explanations.</w:t>
+              <w:t>Simplified all button labels, instructions, tooltips, and on-screen help text using clear, everyday language.</w:t>
             </w:r>
           </w:p>
         </w:tc>
@@ -3390,7 +3390,7 @@
                 <w:rFonts w:ascii="Arial" w:hAnsi="Arial"/>
                 <w:sz w:val="19"/>
               </w:rPr>
-              <w:t>Added a preview screen when uploading Excel files. The system checks for duplicate course codes and missing fields before saving anything, so incomplete or corrupted data is not saved.</w:t>
+              <w:t>Added an upload preview modal for Excel files. When a user uploads a spreadsheet, the interface displays an interactive review screen showing all imported rows and highlighting duplicate codes or missing fields before confirmation.</w:t>
             </w:r>
           </w:p>
         </w:tc>
@@ -3460,7 +3460,7 @@
                 <w:rFonts w:ascii="Arial" w:hAnsi="Arial"/>
                 <w:sz w:val="19"/>
               </w:rPr>
-              <w:t>Added an error list right on the import screen that points out the exact row, column, and issue (such as a missing unit or duplicate code) before the file is imported.</w:t>
+              <w:t>Added an on-screen error summary directly inside the file import dialog, highlighting the exact row, column, and problem (such as missing units or duplicate course codes) before any data is added.</w:t>
             </w:r>
           </w:p>
         </w:tc>
@@ -3530,7 +3530,7 @@
                 <w:rFonts w:ascii="Arial" w:hAnsi="Arial"/>
                 <w:sz w:val="19"/>
               </w:rPr>
-              <w:t>Set a rule that imported Excel files cannot have merged cells. If a file has merged cells, the system shows an error message asking the user to unmerge them first.</w:t>
+              <w:t>Added an upload check that detects merged cells in Excel files. When detected, the dialog displays a clear message asking the user to unmerge the cells and re-upload.</w:t>
             </w:r>
           </w:p>
         </w:tc>
@@ -3600,7 +3600,7 @@
                 <w:rFonts w:ascii="Arial" w:hAnsi="Arial"/>
                 <w:sz w:val="19"/>
               </w:rPr>
-              <w:t>Added an admin page to manage the University Mission, Vision, and Core Values. Each update is saved as a new version, so older curriculum records keep their original text.</w:t>
+              <w:t>Created an admin settings page to view, add, and edit the University Vision, Mission, and Core Values, complete with a version history dropdown so previous approved statements remain viewable.</w:t>
             </w:r>
           </w:p>
         </w:tc>
@@ -3670,7 +3670,7 @@
                 <w:rFonts w:ascii="Arial" w:hAnsi="Arial"/>
                 <w:sz w:val="19"/>
               </w:rPr>
-              <w:t>Added management screens to create, edit, and track versions for Graduate Attributes (GA), Program Educational Objectives (PEO), and Student Outcomes (SO).</w:t>
+              <w:t>Added dedicated management cards and editing modals for Graduate Attributes (GA), Program Educational Objectives (PEO), and Student Outcomes (SO), with buttons to add new items and switch active versions.</w:t>
             </w:r>
           </w:p>
         </w:tc>
@@ -3741,7 +3741,7 @@
                 <w:rFonts w:ascii="Arial" w:hAnsi="Arial"/>
                 <w:sz w:val="19"/>
               </w:rPr>
-              <w:t>Linked the version history together: every SO version points to its base PEO version, and every PEO version points to its base GA version.</w:t>
+              <w:t>Added visible version tags and lineage badges on each card, showing which parent PEO version each SO connects to, and which parent GA version each PEO connects to.</w:t>
             </w:r>
           </w:p>
         </w:tc>
@@ -3811,7 +3811,7 @@
                 <w:rFonts w:ascii="Arial" w:hAnsi="Arial"/>
                 <w:sz w:val="19"/>
               </w:rPr>
-              <w:t>Locked published curricula (like CPE 2026) so they cannot be edited. To make changes, the user must create a new draft version (like CPE 2027).</w:t>
+              <w:t>Locked all input fields and edit buttons on published curricula (such as CPE 2026) into view-only mode, and provided a 'Create New Draft' button to allow editing under a new version.</w:t>
             </w:r>
           </w:p>
         </w:tc>
